--- a/docs/week-04-report.docx
+++ b/docs/week-04-report.docx
@@ -4960,6 +4960,113 @@
       </w:r>
       <w:r>
         <w:t xml:space="preserve"> Section 15 was written to record that four weeks passed without a literature search. The correction it now carries is that the literature search, once run, stopped at the manuscripts when the code was one click away — and the resulting claims were published, in a document whose entire subject is the difference between asserting and measuring. Naming a third party makes it worse, not better. The rule that follows: a claim in this project about what another group did not do must cite their code or their data, or it is not made.</w:t>
+      </w:r>
+    </w:p>
+    <w:p>
+      <w:pPr>
+        <w:spacing w:after="120" w:before="120"/>
+      </w:pPr>
+    </w:p>
+    <w:p>
+      <w:pPr>
+        <w:pStyle w:val="Heading1"/>
+        <w:spacing w:after="140" w:before="280"/>
+      </w:pPr>
+      <w:r>
+        <w:rPr>
+          <w:b/>
+          <w:bCs/>
+          <w:color w:val="000000"/>
+          <w:sz w:val="24"/>
+          <w:szCs w:val="24"/>
+        </w:rPr>
+        <w:t xml:space="preserve">Correction, 29 September 2026: section 9's ceiling-breach column</w:t>
+      </w:r>
+    </w:p>
+    <w:p>
+      <w:pPr>
+        <w:spacing w:after="140"/>
+        <w:jc w:val="left"/>
+      </w:pPr>
+      <w:r>
+        <w:t xml:space="preserve">Section 9's lambda table gives fraud </w:t>
+      </w:r>
+      <w:r>
+        <w:rPr>
+          <w:b/>
+          <w:bCs/>
+        </w:rPr>
+        <w:t xml:space="preserve">9/8</w:t>
+      </w:r>
+      <w:r>
+        <w:t xml:space="preserve"> breaches at 1e-4. Eight seeds cannot produce nine breaches.</w:t>
+      </w:r>
+    </w:p>
+    <w:p>
+      <w:pPr>
+        <w:spacing w:after="140"/>
+        <w:jc w:val="left"/>
+      </w:pPr>
+      <w:r>
+        <w:rPr>
+          <w:rFonts w:ascii="Consolas" w:cs="Consolas" w:eastAsia="Consolas" w:hAnsi="Consolas"/>
+          <w:sz w:val="19"/>
+          <w:szCs w:val="19"/>
+        </w:rPr>
+        <w:t xml:space="preserve">scripts/classical_limit.py</w:t>
+      </w:r>
+      <w:r>
+        <w:t xml:space="preserve"> pooled the g values at the registered bandwidth with those at the selected bandwidth into one count and printed it with no denominator. The real denominator is 16, not 8, so every sweep row in that column overstates the breach rate by two: 1e-2 is 0/16 churn and 2/16 fraud, 1e-3 is 6/16 and 8/16, 1e-4 is 7/16 and 9/16. The from-C row uses a different convention again — registered bandwidth only, out of 8 — and drops the selected-bandwidth breaches, which were 1/8 on each dataset.</w:t>
+      </w:r>
+    </w:p>
+    <w:p>
+      <w:pPr>
+        <w:spacing w:after="140"/>
+        <w:jc w:val="left"/>
+      </w:pPr>
+      <w:r>
+        <w:t xml:space="preserve">Section 9's argument is unaffected: breaches are real at 1e-3 and 1e-4, lambda from C is unusable, and D5's frozen sweep follows. The </w:t>
+      </w:r>
+      <w:r>
+        <w:rPr>
+          <w:b/>
+          <w:bCs/>
+        </w:rPr>
+        <w:t xml:space="preserve">severity</w:t>
+      </w:r>
+      <w:r>
+        <w:t xml:space="preserve"> is withdrawn. Half the evidence breaching is not most of it.</w:t>
+      </w:r>
+    </w:p>
+    <w:p>
+      <w:pPr>
+        <w:spacing w:after="140"/>
+        <w:jc w:val="left"/>
+      </w:pPr>
+      <w:r>
+        <w:t xml:space="preserve">The section above is not edited. </w:t>
+      </w:r>
+      <w:r>
+        <w:rPr>
+          <w:rFonts w:ascii="Consolas" w:cs="Consolas" w:eastAsia="Consolas" w:hAnsi="Consolas"/>
+          <w:sz w:val="19"/>
+          <w:szCs w:val="19"/>
+        </w:rPr>
+        <w:t xml:space="preserve">docs/deviations.md</w:t>
+      </w:r>
+      <w:r>
+        <w:t xml:space="preserve"> D5 carries the full correction, and </w:t>
+      </w:r>
+      <w:r>
+        <w:rPr>
+          <w:rFonts w:ascii="Consolas" w:cs="Consolas" w:eastAsia="Consolas" w:hAnsi="Consolas"/>
+          <w:sz w:val="19"/>
+          <w:szCs w:val="19"/>
+        </w:rPr>
+        <w:t xml:space="preserve">classical_limit.py</w:t>
+      </w:r>
+      <w:r>
+        <w:t xml:space="preserve"> now prints both counts with their denominators.</w:t>
       </w:r>
     </w:p>
     <w:sectPr>

--- a/docs/week-04-report.docx
+++ b/docs/week-04-report.docx
@@ -5067,6 +5067,366 @@
       </w:r>
       <w:r>
         <w:t xml:space="preserve"> now prints both counts with their denominators.</w:t>
+      </w:r>
+    </w:p>
+    <w:p>
+      <w:pPr>
+        <w:spacing w:after="120" w:before="120"/>
+      </w:pPr>
+    </w:p>
+    <w:p>
+      <w:pPr>
+        <w:pStyle w:val="Heading1"/>
+        <w:spacing w:after="140" w:before="280"/>
+      </w:pPr>
+      <w:r>
+        <w:rPr>
+          <w:b/>
+          <w:bCs/>
+          <w:color w:val="000000"/>
+          <w:sz w:val="24"/>
+          <w:szCs w:val="24"/>
+        </w:rPr>
+        <w:t xml:space="preserve">Correction, 29 September 2026: the Flórez-Ablan claims, scored</w:t>
+      </w:r>
+    </w:p>
+    <w:p>
+      <w:pPr>
+        <w:spacing w:after="140"/>
+        <w:jc w:val="left"/>
+      </w:pPr>
+      <w:r>
+        <w:t xml:space="preserve">Section 15 asserted of Flórez-Ablan, Roth and Schnabel (2025): </w:t>
+      </w:r>
+      <w:r>
+        <w:rPr>
+          <w:b/>
+          <w:bCs/>
+        </w:rPr>
+        <w:t xml:space="preserve">"no average precision, no chance-level correction, no negative controls."</w:t>
+      </w:r>
+      <w:r>
+        <w:t xml:space="preserve"> The correction above flagged those as made from the manuscript, untested against their code, and to be treated as unverified. It also set the rule this project now operates under:</w:t>
+      </w:r>
+    </w:p>
+    <w:p>
+      <w:pPr>
+        <w:pBdr>
+          <w:left w:val="single" w:color="999999" w:sz="12" w:space="8"/>
+        </w:pBdr>
+        <w:spacing w:after="120" w:before="120"/>
+        <w:ind w:left="360"/>
+      </w:pPr>
+      <w:r>
+        <w:rPr>
+          <w:i/>
+          <w:iCs/>
+        </w:rPr>
+        <w:t xml:space="preserve">a claim in this project about what another group did not do must cite their code or their data, or it is not made.</w:t>
+      </w:r>
+    </w:p>
+    <w:p>
+      <w:pPr>
+        <w:spacing w:after="140"/>
+        <w:jc w:val="left"/>
+      </w:pPr>
+      <w:r>
+        <w:t xml:space="preserve">This is the first application of that rule, and the three claims do not survive it intact.</w:t>
+      </w:r>
+    </w:p>
+    <w:p>
+      <w:pPr>
+        <w:spacing w:after="140"/>
+        <w:jc w:val="left"/>
+      </w:pPr>
+      <w:r>
+        <w:rPr>
+          <w:b/>
+          <w:bCs/>
+        </w:rPr>
+        <w:t xml:space="preserve">What was read.</w:t>
+      </w:r>
+      <w:r>
+        <w:t xml:space="preserve"> arXiv:2503.05602v2, PDF and HTML renderings. Verbatim coverage runs from the title page through Section III C, including the full experimental setup and the Figures 3 to 5 captions. The Discussion, Conclusion and Appendices A to D came back as model extraction rather than verbatim text, and every statement below is labelled with which of the two it rests on. Their code was </w:t>
+      </w:r>
+      <w:r>
+        <w:rPr>
+          <w:b/>
+          <w:bCs/>
+        </w:rPr>
+        <w:t xml:space="preserve">not</w:t>
+      </w:r>
+      <w:r>
+        <w:t xml:space="preserve"> read — see claim three.</w:t>
+      </w:r>
+    </w:p>
+    <w:p>
+      <w:pPr>
+        <w:pStyle w:val="Heading2"/>
+        <w:spacing w:after="100" w:before="200"/>
+      </w:pPr>
+      <w:r>
+        <w:rPr>
+          <w:b/>
+          <w:bCs/>
+          <w:color w:val="000000"/>
+          <w:sz w:val="22"/>
+          <w:szCs w:val="22"/>
+        </w:rPr>
+        <w:t xml:space="preserve">Claim one: "no average precision" — STANDS</w:t>
+      </w:r>
+    </w:p>
+    <w:p>
+      <w:pPr>
+        <w:spacing w:after="140"/>
+        <w:jc w:val="left"/>
+      </w:pPr>
+      <w:r>
+        <w:t xml:space="preserve">Verbatim, Section III C: </w:t>
+      </w:r>
+      <w:r>
+        <w:rPr>
+          <w:i/>
+          <w:iCs/>
+        </w:rPr>
+        <w:t xml:space="preserve">"yielding the highest receiver operating characteristic curve (ROC-AUC) scores on each of the samples"</w:t>
+      </w:r>
+      <w:r>
+        <w:t xml:space="preserve">, and the Figure 5 caption: </w:t>
+      </w:r>
+      <w:r>
+        <w:rPr>
+          <w:i/>
+          <w:iCs/>
+        </w:rPr>
+        <w:t xml:space="preserve">"Panels (A) – (C) depict ROC-AUC score, optimal bandwidth c\</w:t>
+      </w:r>
+      <w:r>
+        <w:t xml:space="preserve">, and largest eigenvalue η_max"*. Average precision, area under the precision-recall curve and F1 do not appear in the verbatim half, and a keyword audit of the extracted tail reported them absent. The claim is correct.</w:t>
+      </w:r>
+    </w:p>
+    <w:p>
+      <w:pPr>
+        <w:spacing w:after="140"/>
+        <w:jc w:val="left"/>
+      </w:pPr>
+      <w:r>
+        <w:t xml:space="preserve">Its significance is smaller than the sentence implies. ROC-AUC is a legitimate choice, and the criticism only carries weight against a base rate that makes it misleading — see the class-balance note below.</w:t>
+      </w:r>
+    </w:p>
+    <w:p>
+      <w:pPr>
+        <w:pStyle w:val="Heading2"/>
+        <w:spacing w:after="100" w:before="200"/>
+      </w:pPr>
+      <w:r>
+        <w:rPr>
+          <w:b/>
+          <w:bCs/>
+          <w:color w:val="000000"/>
+          <w:sz w:val="22"/>
+          <w:szCs w:val="22"/>
+        </w:rPr>
+        <w:t xml:space="preserve">Claim two: "no chance-level correction" — WITHDRAWN, it is a category error</w:t>
+      </w:r>
+    </w:p>
+    <w:p>
+      <w:pPr>
+        <w:spacing w:after="140"/>
+        <w:jc w:val="left"/>
+      </w:pPr>
+      <w:r>
+        <w:rPr>
+          <w:b/>
+          <w:bCs/>
+        </w:rPr>
+        <w:t xml:space="preserve">ROC-AUC has a fixed chance value of 0.5 regardless of base rate.</w:t>
+      </w:r>
+      <w:r>
+        <w:t xml:space="preserve"> Chance correction matters for average precision precisely </w:t>
+      </w:r>
+      <w:r>
+        <w:rPr>
+          <w:i/>
+          <w:iCs/>
+        </w:rPr>
+        <w:t xml:space="preserve">because</w:t>
+      </w:r>
+      <w:r>
+        <w:t xml:space="preserve"> AP's chance level is the positive rate, which is the whole reason this project built normalised average precision and computed its exact chance value. Asking why a paper reporting ROC-AUC did not correct it for chance is asking why it omitted something that has no meaning for the metric it used.</w:t>
+      </w:r>
+    </w:p>
+    <w:p>
+      <w:pPr>
+        <w:spacing w:after="140"/>
+        <w:jc w:val="left"/>
+      </w:pPr>
+      <w:r>
+        <w:rPr>
+          <w:b/>
+          <w:bCs/>
+        </w:rPr>
+        <w:t xml:space="preserve">This project has now made this exact error twice, about two different named groups, in the same document.</w:t>
+      </w:r>
+      <w:r>
+        <w:t xml:space="preserve"> Week 6 recorded that its published claim about chance correction in Kakavand et al. was a category error of the same shape. That correction was written on 27 September; this claim about Flórez-Ablan sat uncorrected in section 15 throughout, and was not caught by the process that caught the other one, because section 15 was never re-read against it.</w:t>
+      </w:r>
+    </w:p>
+    <w:p>
+      <w:pPr>
+        <w:pStyle w:val="Heading2"/>
+        <w:spacing w:after="100" w:before="200"/>
+      </w:pPr>
+      <w:r>
+        <w:rPr>
+          <w:b/>
+          <w:bCs/>
+          <w:color w:val="000000"/>
+          <w:sz w:val="22"/>
+          <w:szCs w:val="22"/>
+        </w:rPr>
+        <w:t xml:space="preserve">Claim three: "no negative controls" — WITHDRAWN as unverified</w:t>
+      </w:r>
+    </w:p>
+    <w:p>
+      <w:pPr>
+        <w:spacing w:after="140"/>
+        <w:jc w:val="left"/>
+      </w:pPr>
+      <w:r>
+        <w:t xml:space="preserve">No label-shuffled, permuted-label or randomised-label experiment appears in the verbatim half, and a keyword audit of the extracted tail reported "shuffl", "permut" and "random label" all absent. The only randomisation the paper describes is over data splits: </w:t>
+      </w:r>
+      <w:r>
+        <w:rPr>
+          <w:i/>
+          <w:iCs/>
+        </w:rPr>
+        <w:t xml:space="preserve">"each experiment is repeated six times using different seeds for randomly splitting the data into train and test subsets"</w:t>
+      </w:r>
+      <w:r>
+        <w:t xml:space="preserve"> (verbatim).</w:t>
+      </w:r>
+    </w:p>
+    <w:p>
+      <w:pPr>
+        <w:spacing w:after="140"/>
+        <w:jc w:val="left"/>
+      </w:pPr>
+      <w:r>
+        <w:t xml:space="preserve">That is </w:t>
+      </w:r>
+      <w:r>
+        <w:rPr>
+          <w:b/>
+          <w:bCs/>
+        </w:rPr>
+        <w:t xml:space="preserve">absence from a manuscript, which is not evidence of absence from the work</w:t>
+      </w:r>
+      <w:r>
+        <w:t xml:space="preserve">, and it is exactly the distinction the rule above exists to enforce. The paper states, verbatim in Section III: </w:t>
+      </w:r>
+      <w:r>
+        <w:rPr>
+          <w:i/>
+          <w:iCs/>
+        </w:rPr>
+        <w:t xml:space="preserve">"The code to reproduce all of the simulation results of this study is available via GitHub [54]."</w:t>
+      </w:r>
+      <w:r>
+        <w:t xml:space="preserve"> So the code exists, the claim remains untested against it, and reference [54] carries no resolvable URL in the extracted bibliography text. </w:t>
+      </w:r>
+      <w:r>
+        <w:rPr>
+          <w:b/>
+          <w:bCs/>
+        </w:rPr>
+        <w:t xml:space="preserve">The check this correction was supposed to complete is therefore still open</w:t>
+      </w:r>
+      <w:r>
+        <w:t xml:space="preserve">, and the claim is withdrawn rather than restated, because the rule does not permit it to stand unverified.</w:t>
+      </w:r>
+    </w:p>
+    <w:p>
+      <w:pPr>
+        <w:pStyle w:val="Heading2"/>
+        <w:spacing w:after="100" w:before="200"/>
+      </w:pPr>
+      <w:r>
+        <w:rPr>
+          <w:b/>
+          <w:bCs/>
+          <w:color w:val="000000"/>
+          <w:sz w:val="22"/>
+          <w:szCs w:val="22"/>
+        </w:rPr>
+        <w:t xml:space="preserve">Two things that change how section 15 should be read</w:t>
+      </w:r>
+    </w:p>
+    <w:p>
+      <w:pPr>
+        <w:spacing w:after="140"/>
+        <w:jc w:val="left"/>
+      </w:pPr>
+      <w:r>
+        <w:rPr>
+          <w:b/>
+          <w:bCs/>
+        </w:rPr>
+        <w:t xml:space="preserve">Their datasets' class balance is unstated.</w:t>
+      </w:r>
+      <w:r>
+        <w:t xml:space="preserve"> They use plasticc, kMNIST28 (digits 2 and 8) and a hidden manifold, sampling N = 400 points split 320/80, with no mention of class balance, stratification or imbalance anywhere the audit could reach. This project's endpoint choices are motivated by imbalance; theirs may simply not face it. The imbalanced-data framing does not transfer, and criticising their metric choice without establishing their base rates repeats the same error as claim two one level up.</w:t>
+      </w:r>
+    </w:p>
+    <w:p>
+      <w:pPr>
+        <w:spacing w:after="140"/>
+        <w:jc w:val="left"/>
+      </w:pPr>
+      <w:r>
+        <w:rPr>
+          <w:b/>
+          <w:bCs/>
+        </w:rPr>
+        <w:t xml:space="preserve">What stands unchanged.</w:t>
+      </w:r>
+      <w:r>
+        <w:t xml:space="preserve"> They do compute the geometric difference (their Equation 6), which is what section 15's statement at line 217 relies on. Their stated conclusion — that optimal bandwidth tuning produces quantum kernels closely resembling RBF kernels, collapsing further onto low-order polynomial approximations, leaving no advantage — matches what section 15 says it does, and is the result this project derived independently fourteen months later.</w:t>
+      </w:r>
+    </w:p>
+    <w:p>
+      <w:pPr>
+        <w:pStyle w:val="Heading2"/>
+        <w:spacing w:after="100" w:before="200"/>
+      </w:pPr>
+      <w:r>
+        <w:rPr>
+          <w:b/>
+          <w:bCs/>
+          <w:color w:val="000000"/>
+          <w:sz w:val="22"/>
+          <w:szCs w:val="22"/>
+        </w:rPr>
+        <w:t xml:space="preserve">Score</w:t>
+      </w:r>
+    </w:p>
+    <w:p>
+      <w:pPr>
+        <w:spacing w:after="140"/>
+        <w:jc w:val="left"/>
+      </w:pPr>
+      <w:r>
+        <w:t xml:space="preserve">One of three claims stands, one is withdrawn as a category error, one is withdrawn as unverifiable without their code. Combined with week 6, where six of seven published claims about Kakavand et al. were wrong, </w:t>
+      </w:r>
+      <w:r>
+        <w:rPr>
+          <w:b/>
+          <w:bCs/>
+        </w:rPr>
+        <w:t xml:space="preserve">this project has now published nine claims about two other groups' work and had seven of them fail when checked.</w:t>
+      </w:r>
+      <w:r>
+        <w:t xml:space="preserve"> The pattern in both cases is the same: claims made from reading a manuscript, asserted in a document whose subject is the difference between asserting and measuring.</w:t>
       </w:r>
     </w:p>
     <w:sectPr>

--- a/docs/week-04-report.docx
+++ b/docs/week-04-report.docx
@@ -5427,6 +5427,209 @@
       </w:r>
       <w:r>
         <w:t xml:space="preserve"> The pattern in both cases is the same: claims made from reading a manuscript, asserted in a document whose subject is the difference between asserting and measuring.</w:t>
+      </w:r>
+    </w:p>
+    <w:p>
+      <w:pPr>
+        <w:spacing w:after="120" w:before="120"/>
+      </w:pPr>
+    </w:p>
+    <w:p>
+      <w:pPr>
+        <w:pStyle w:val="Heading1"/>
+        <w:spacing w:after="140" w:before="280"/>
+      </w:pPr>
+      <w:r>
+        <w:rPr>
+          <w:b/>
+          <w:bCs/>
+          <w:color w:val="000000"/>
+          <w:sz w:val="24"/>
+          <w:szCs w:val="24"/>
+        </w:rPr>
+        <w:t xml:space="preserve">Resolution of the OPEN code check, 30 September 2026</w:t>
+      </w:r>
+    </w:p>
+    <w:p>
+      <w:pPr>
+        <w:spacing w:after="140"/>
+        <w:jc w:val="left"/>
+      </w:pPr>
+      <w:r>
+        <w:t xml:space="preserve">The correction above left one item OPEN: the claim "no negative controls", withdrawn as unverified because nothing in the manuscript showed one and absence from a manuscript is not absence from the work.</w:t>
+      </w:r>
+    </w:p>
+    <w:p>
+      <w:pPr>
+        <w:spacing w:after="140"/>
+        <w:jc w:val="left"/>
+      </w:pPr>
+      <w:r>
+        <w:rPr>
+          <w:b/>
+          <w:bCs/>
+        </w:rPr>
+        <w:t xml:space="preserve">That check is now done, against the authors' code, and the claim is upheld.</w:t>
+      </w:r>
+    </w:p>
+    <w:p>
+      <w:pPr>
+        <w:spacing w:after="140"/>
+        <w:jc w:val="left"/>
+      </w:pPr>
+      <w:r>
+        <w:t xml:space="preserve">The accompanying repository was cloned at commit </w:t>
+      </w:r>
+      <w:r>
+        <w:rPr>
+          <w:rFonts w:ascii="Consolas" w:cs="Consolas" w:eastAsia="Consolas" w:hAnsi="Consolas"/>
+          <w:sz w:val="19"/>
+          <w:szCs w:val="19"/>
+        </w:rPr>
+        <w:t xml:space="preserve">431908d153e4ad0d65de52910fe810bcde4f5378</w:t>
+      </w:r>
+      <w:r>
+        <w:t xml:space="preserve"> and searched in full: 26 Python modules totalling 5,226 lines, 13 notebooks, 3 bash drivers. </w:t>
+      </w:r>
+      <w:r>
+        <w:rPr>
+          <w:rFonts w:ascii="Consolas" w:cs="Consolas" w:eastAsia="Consolas" w:hAnsi="Consolas"/>
+          <w:sz w:val="19"/>
+          <w:szCs w:val="19"/>
+        </w:rPr>
+        <w:t xml:space="preserve">permut</w:t>
+      </w:r>
+      <w:r>
+        <w:t xml:space="preserve">, </w:t>
+      </w:r>
+      <w:r>
+        <w:rPr>
+          <w:rFonts w:ascii="Consolas" w:cs="Consolas" w:eastAsia="Consolas" w:hAnsi="Consolas"/>
+          <w:sz w:val="19"/>
+          <w:szCs w:val="19"/>
+        </w:rPr>
+        <w:t xml:space="preserve">randomi</w:t>
+      </w:r>
+      <w:r>
+        <w:t xml:space="preserve">, </w:t>
+      </w:r>
+      <w:r>
+        <w:rPr>
+          <w:rFonts w:ascii="Consolas" w:cs="Consolas" w:eastAsia="Consolas" w:hAnsi="Consolas"/>
+          <w:sz w:val="19"/>
+          <w:szCs w:val="19"/>
+        </w:rPr>
+        <w:t xml:space="preserve">scrambl</w:t>
+      </w:r>
+      <w:r>
+        <w:t xml:space="preserve">, </w:t>
+      </w:r>
+      <w:r>
+        <w:rPr>
+          <w:rFonts w:ascii="Consolas" w:cs="Consolas" w:eastAsia="Consolas" w:hAnsi="Consolas"/>
+          <w:sz w:val="19"/>
+          <w:szCs w:val="19"/>
+        </w:rPr>
+        <w:t xml:space="preserve">surrogate</w:t>
+      </w:r>
+      <w:r>
+        <w:t xml:space="preserve">, </w:t>
+      </w:r>
+      <w:r>
+        <w:rPr>
+          <w:rFonts w:ascii="Consolas" w:cs="Consolas" w:eastAsia="Consolas" w:hAnsi="Consolas"/>
+          <w:sz w:val="19"/>
+          <w:szCs w:val="19"/>
+        </w:rPr>
+        <w:t xml:space="preserve">negative control</w:t>
+      </w:r>
+      <w:r>
+        <w:t xml:space="preserve"> and </w:t>
+      </w:r>
+      <w:r>
+        <w:rPr>
+          <w:rFonts w:ascii="Consolas" w:cs="Consolas" w:eastAsia="Consolas" w:hAnsi="Consolas"/>
+          <w:sz w:val="19"/>
+          <w:szCs w:val="19"/>
+        </w:rPr>
+        <w:t xml:space="preserve">null model</w:t>
+      </w:r>
+      <w:r>
+        <w:t xml:space="preserve"> occur zero times. The single occurrence of </w:t>
+      </w:r>
+      <w:r>
+        <w:rPr>
+          <w:rFonts w:ascii="Consolas" w:cs="Consolas" w:eastAsia="Consolas" w:hAnsi="Consolas"/>
+          <w:sz w:val="19"/>
+          <w:szCs w:val="19"/>
+        </w:rPr>
+        <w:t xml:space="preserve">shuffle</w:t>
+      </w:r>
+      <w:r>
+        <w:t xml:space="preserve"> shuffles MNIST example ordering before batching, in a function its own docstring marks superseded. Every other use of randomness applies the same index vector to features and labels together, so none can act as an accidental label randomisation. The experiment registry in </w:t>
+      </w:r>
+      <w:r>
+        <w:rPr>
+          <w:rFonts w:ascii="Consolas" w:cs="Consolas" w:eastAsia="Consolas" w:hAnsi="Consolas"/>
+          <w:sz w:val="19"/>
+          <w:szCs w:val="19"/>
+        </w:rPr>
+        <w:t xml:space="preserve">experiment_inputs.py</w:t>
+      </w:r>
+      <w:r>
+        <w:t xml:space="preserve"> enumerates the whole study grid and contains no control arm, which closes the possibility of a control hidden as an extra configuration rather than as a keyword.</w:t>
+      </w:r>
+    </w:p>
+    <w:p>
+      <w:pPr>
+        <w:spacing w:after="140"/>
+        <w:jc w:val="left"/>
+      </w:pPr>
+      <w:r>
+        <w:rPr>
+          <w:b/>
+          <w:bCs/>
+        </w:rPr>
+        <w:t xml:space="preserve">Scope.</w:t>
+      </w:r>
+      <w:r>
+        <w:t xml:space="preserve"> This establishes that no negative control appears in the code the paper offers as its reproduction route. It does not establish that the authors never ran one, since unreleased code is outside what any external check can see. Only the narrow statement is made.</w:t>
+      </w:r>
+    </w:p>
+    <w:p>
+      <w:pPr>
+        <w:spacing w:after="140"/>
+        <w:jc w:val="left"/>
+      </w:pPr>
+      <w:r>
+        <w:rPr>
+          <w:b/>
+          <w:bCs/>
+        </w:rPr>
+        <w:t xml:space="preserve">The withdrawal was still correct.</w:t>
+      </w:r>
+      <w:r>
+        <w:t xml:space="preserve"> The claim happened to be true, but when it was made it rested on the manuscript alone and would have been published false had the code contained a control. A claim that was not checked is not improved by later turning out to be right.</w:t>
+      </w:r>
+    </w:p>
+    <w:p>
+      <w:pPr>
+        <w:spacing w:after="140"/>
+        <w:jc w:val="left"/>
+      </w:pPr>
+      <w:r>
+        <w:t xml:space="preserve">Three further findings arose that were not being looked for, including one concerning how ROC-AUC is computed in that pipeline and two open questions about the orientation and scaling of the geometric difference. All are recorded in [</w:t>
+      </w:r>
+      <w:r>
+        <w:rPr>
+          <w:rFonts w:ascii="Consolas" w:cs="Consolas" w:eastAsia="Consolas" w:hAnsi="Consolas"/>
+          <w:sz w:val="19"/>
+          <w:szCs w:val="19"/>
+        </w:rPr>
+        <w:t xml:space="preserve">florez-ablan-code-check.md</w:t>
+      </w:r>
+      <w:r>
+        <w:t xml:space="preserve">](florez-ablan-code-check.md). The two open questions are carried into week 9 as questions, not findings, and do not appear in any outward-facing text until the preprint's printed equations have been read.</w:t>
       </w:r>
     </w:p>
     <w:sectPr>
